--- a/docs/detailed_user_manual.docx
+++ b/docs/detailed_user_manual.docx
@@ -2,146 +2,77 @@
 <file path=word/document.xml><?xml version="1.0" encoding="utf-8"?>
 <w:document xmlns:wpc="http://schemas.microsoft.com/office/word/2010/wordprocessingCanvas" xmlns:mo="http://schemas.microsoft.com/office/mac/office/2008/main" xmlns:mc="http://schemas.openxmlformats.org/markup-compatibility/2006" xmlns:mv="urn:schemas-microsoft-com:mac:vml" xmlns:o="urn:schemas-microsoft-com:office:office" xmlns:r="http://schemas.openxmlformats.org/officeDocument/2006/relationships" xmlns:m="http://schemas.openxmlformats.org/officeDocument/2006/math" xmlns:v="urn:schemas-microsoft-com:vml" xmlns:wp14="http://schemas.microsoft.com/office/word/2010/wordprocessingDrawing" xmlns:wp="http://schemas.openxmlformats.org/drawingml/2006/wordprocessingDrawing" xmlns:w10="urn:schemas-microsoft-com:office:word" xmlns:w="http://schemas.openxmlformats.org/wordprocessingml/2006/main" xmlns:w14="http://schemas.microsoft.com/office/word/2010/wordml" xmlns:wpg="http://schemas.microsoft.com/office/word/2010/wordprocessingGroup" xmlns:wpi="http://schemas.microsoft.com/office/word/2010/wordprocessingInk" xmlns:wne="http://schemas.microsoft.com/office/word/2006/wordml" xmlns:wps="http://schemas.microsoft.com/office/word/2010/wordprocessingShape" mc:Ignorable="w14 wp14">
   <w:body>
-    <w:tbl>
-      <w:tblPr>
-        <w:tblStyle w:val="TableGrid"/>
-        <w:tblW w:type="auto" w:w="0"/>
-        <w:tblLook w:firstColumn="1" w:firstRow="1" w:lastColumn="0" w:lastRow="0" w:noHBand="0" w:noVBand="1" w:val="04A0"/>
-      </w:tblPr>
-      <w:tblGrid>
-        <w:gridCol w:w="9072"/>
-      </w:tblGrid>
-      <w:tr>
-        <w:tc>
-          <w:tcPr>
-            <w:tcW w:type="dxa" w:w="9072"/>
-            <w:shd w:val="clear" w:color="auto" w:fill="C89F2E"/>
-          </w:tcPr>
-          <w:p>
-            <w:pPr>
-              <w:spacing w:before="80" w:after="80"/>
-            </w:pPr>
-          </w:p>
-        </w:tc>
-      </w:tr>
-    </w:tbl>
-    <w:p/>
-    <w:p/>
-    <w:tbl>
-      <w:tblPr>
-        <w:tblStyle w:val="TableGrid"/>
-        <w:tblW w:type="auto" w:w="0"/>
-        <w:tblLook w:firstColumn="1" w:firstRow="1" w:lastColumn="0" w:lastRow="0" w:noHBand="0" w:noVBand="1" w:val="04A0"/>
-      </w:tblPr>
-      <w:tblGrid>
-        <w:gridCol w:w="9072"/>
-      </w:tblGrid>
-      <w:tr>
-        <w:tc>
-          <w:tcPr>
-            <w:tcW w:type="dxa" w:w="9072"/>
-            <w:shd w:val="clear" w:color="auto" w:fill="1A2F4E"/>
-            <w:tcBorders>
-              <w:top w:val="single" w:sz="12" w:space="0" w:color="C89F2E"/>
-              <w:bottom w:val="single" w:sz="12" w:space="0" w:color="C89F2E"/>
-              <w:left w:val="single" w:sz="12" w:space="0" w:color="C89F2E"/>
-              <w:right w:val="single" w:sz="12" w:space="0" w:color="C89F2E"/>
-            </w:tcBorders>
-          </w:tcPr>
-          <w:p>
-            <w:pPr>
-              <w:spacing w:before="500" w:after="200"/>
-              <w:jc w:val="center"/>
-            </w:pPr>
-            <w:r>
-              <w:rPr>
-                <w:sz w:val="90"/>
-              </w:rPr>
-              <w:t>⚔️</w:t>
-            </w:r>
-          </w:p>
-          <w:p>
-            <w:pPr>
-              <w:spacing w:before="100" w:after="100"/>
-              <w:jc w:val="center"/>
-            </w:pPr>
-            <w:r>
-              <w:rPr>
-                <w:rFonts w:ascii="TH Sarabun New" w:hAnsi="TH Sarabun New" w:eastAsia="TH Sarabun New"/>
-                <w:b/>
-                <w:color w:val="FFFFFF"/>
-                <w:sz w:val="48"/>
-              </w:rPr>
-              <w:t>คู่มือการใช้งานระบบตารางสอนอย่างละเอียด</w:t>
-            </w:r>
-          </w:p>
-          <w:p>
-            <w:pPr>
-              <w:spacing w:before="40" w:after="100"/>
-              <w:jc w:val="center"/>
-            </w:pPr>
-            <w:r>
-              <w:rPr>
-                <w:rFonts w:ascii="TH Sarabun New" w:hAnsi="TH Sarabun New" w:eastAsia="TH Sarabun New"/>
-                <w:b/>
-                <w:color w:val="C89F2E"/>
-                <w:sz w:val="28"/>
-              </w:rPr>
-              <w:t>System Operation Guide for Admins &amp; Super Admins</w:t>
-            </w:r>
-          </w:p>
-          <w:p>
-            <w:pPr>
-              <w:spacing w:before="80" w:after="120"/>
-              <w:jc w:val="center"/>
-            </w:pPr>
-            <w:r>
-              <w:rPr>
-                <w:rFonts w:ascii="TH Sarabun New" w:hAnsi="TH Sarabun New" w:eastAsia="TH Sarabun New"/>
-                <w:color w:val="D0D8E4"/>
-                <w:sz w:val="30"/>
-              </w:rPr>
-              <w:t>โรงเรียนทหารขนส่ง กรมการขนส่งทหารบก</w:t>
-            </w:r>
-          </w:p>
-          <w:p>
-            <w:pPr>
-              <w:spacing w:before="80" w:after="200"/>
-              <w:jc w:val="center"/>
-            </w:pPr>
-            <w:r>
-              <w:rPr>
-                <w:color w:val="C89F2E"/>
-                <w:sz w:val="20"/>
-              </w:rPr>
-              <w:t>─────────────────────────────────────────────</w:t>
-            </w:r>
-          </w:p>
-          <w:p>
-            <w:pPr>
-              <w:spacing w:before="40" w:after="500"/>
-              <w:jc w:val="center"/>
-            </w:pPr>
-            <w:r>
-              <w:rPr>
-                <w:rFonts w:ascii="TH Sarabun New" w:hAnsi="TH Sarabun New" w:eastAsia="TH Sarabun New"/>
-                <w:color w:val="D0D8E4"/>
-                <w:sz w:val="26"/>
-              </w:rPr>
-              <w:t>👑 จัดการข้อมูลพื้นฐาน  |  📅 จัดตารางเรียนและวันหยุด  |  🖨️ ออกรายงานและพิมพ์</w:t>
-            </w:r>
-          </w:p>
-        </w:tc>
-      </w:tr>
-    </w:tbl>
-    <w:p/>
-    <w:p/>
+    <w:p>
+      <w:pPr>
+        <w:spacing w:before="800" w:after="200"/>
+        <w:jc w:val="center"/>
+      </w:pPr>
+      <w:r>
+        <w:rPr>
+          <w:rFonts w:ascii="TH Sarabun New" w:hAnsi="TH Sarabun New" w:eastAsia="TH Sarabun New"/>
+          <w:b/>
+          <w:color w:val="000000"/>
+          <w:sz w:val="40"/>
+        </w:rPr>
+        <w:t>คู่มือการใช้งานระบบตารางสอนอย่างละเอียด</w:t>
+      </w:r>
+    </w:p>
+    <w:p>
+      <w:pPr>
+        <w:spacing w:before="0" w:after="200"/>
+        <w:jc w:val="center"/>
+      </w:pPr>
+      <w:r>
+        <w:rPr>
+          <w:rFonts w:ascii="TH Sarabun New" w:hAnsi="TH Sarabun New" w:eastAsia="TH Sarabun New"/>
+          <w:color w:val="000000"/>
+          <w:sz w:val="30"/>
+        </w:rPr>
+        <w:t>System Operation Guide for Admins &amp; Super Admins</w:t>
+      </w:r>
+    </w:p>
+    <w:p>
+      <w:pPr>
+        <w:spacing w:before="0" w:after="300"/>
+        <w:jc w:val="center"/>
+      </w:pPr>
+      <w:r>
+        <w:rPr>
+          <w:rFonts w:ascii="TH Sarabun New" w:hAnsi="TH Sarabun New" w:eastAsia="TH Sarabun New"/>
+          <w:color w:val="000000"/>
+          <w:sz w:val="30"/>
+        </w:rPr>
+        <w:t>โรงเรียนทหารขนส่ง กรมการขนส่งทหารบก</w:t>
+      </w:r>
+    </w:p>
+    <w:p>
+      <w:pPr>
+        <w:spacing w:before="0" w:after="800"/>
+        <w:jc w:val="center"/>
+      </w:pPr>
+      <w:r>
+        <w:rPr>
+          <w:rFonts w:ascii="TH Sarabun New" w:hAnsi="TH Sarabun New" w:eastAsia="TH Sarabun New"/>
+          <w:color w:val="000000"/>
+          <w:sz w:val="26"/>
+        </w:rPr>
+        <w:t>👑 จัดการข้อมูลพื้นฐาน  |  📅 จัดตารางเรียนและวันหยุด  |  🖨️ ออกรายงานและพิมพ์</w:t>
+      </w:r>
+    </w:p>
     <w:tbl>
       <w:tblPr>
         <w:tblStyle w:val="TableGrid"/>
         <w:tblW w:type="auto" w:w="0"/>
         <w:jc w:val="center"/>
         <w:tblLook w:firstColumn="1" w:firstRow="1" w:lastColumn="0" w:lastRow="0" w:noHBand="0" w:noVBand="1" w:val="04A0"/>
+        <w:tblBorders>
+          <w:top w:val="single" w:sz="4" w:space="0" w:color="000000"/>
+          <w:left w:val="single" w:sz="4" w:space="0" w:color="000000"/>
+          <w:bottom w:val="single" w:sz="4" w:space="0" w:color="000000"/>
+          <w:right w:val="single" w:sz="4" w:space="0" w:color="000000"/>
+          <w:insideH w:val="single" w:sz="4" w:space="0" w:color="000000"/>
+          <w:insideV w:val="single" w:sz="4" w:space="0" w:color="000000"/>
+        </w:tblBorders>
       </w:tblPr>
       <w:tblGrid>
         <w:gridCol w:w="3024"/>
@@ -152,7 +83,6 @@
         <w:tc>
           <w:tcPr>
             <w:tcW w:type="dxa" w:w="3024"/>
-            <w:shd w:val="clear" w:color="auto" w:fill="D0E4F8"/>
           </w:tcPr>
           <w:p>
             <w:pPr>
@@ -163,8 +93,7 @@
               <w:rPr>
                 <w:rFonts w:ascii="TH Sarabun New" w:hAnsi="TH Sarabun New" w:eastAsia="TH Sarabun New"/>
                 <w:b/>
-                <w:i w:val="0"/>
-                <w:color w:val="1A2F4E"/>
+                <w:color w:val="000000"/>
                 <w:sz w:val="22"/>
               </w:rPr>
               <w:t>ชั้นความลับ</w:t>
@@ -178,8 +107,6 @@
             <w:r>
               <w:rPr>
                 <w:rFonts w:ascii="TH Sarabun New" w:hAnsi="TH Sarabun New" w:eastAsia="TH Sarabun New"/>
-                <w:b w:val="0"/>
-                <w:i w:val="0"/>
                 <w:color w:val="000000"/>
                 <w:sz w:val="22"/>
               </w:rPr>
@@ -190,7 +117,6 @@
         <w:tc>
           <w:tcPr>
             <w:tcW w:type="dxa" w:w="3024"/>
-            <w:shd w:val="clear" w:color="auto" w:fill="D4EDDA"/>
           </w:tcPr>
           <w:p>
             <w:pPr>
@@ -201,8 +127,7 @@
               <w:rPr>
                 <w:rFonts w:ascii="TH Sarabun New" w:hAnsi="TH Sarabun New" w:eastAsia="TH Sarabun New"/>
                 <w:b/>
-                <w:i w:val="0"/>
-                <w:color w:val="1A2F4E"/>
+                <w:color w:val="000000"/>
                 <w:sz w:val="22"/>
               </w:rPr>
               <w:t>เอกสารอ้างอิง</w:t>
@@ -216,8 +141,6 @@
             <w:r>
               <w:rPr>
                 <w:rFonts w:ascii="TH Sarabun New" w:hAnsi="TH Sarabun New" w:eastAsia="TH Sarabun New"/>
-                <w:b w:val="0"/>
-                <w:i w:val="0"/>
                 <w:color w:val="000000"/>
                 <w:sz w:val="22"/>
               </w:rPr>
@@ -228,7 +151,6 @@
         <w:tc>
           <w:tcPr>
             <w:tcW w:type="dxa" w:w="3024"/>
-            <w:shd w:val="clear" w:color="auto" w:fill="F4F6F9"/>
           </w:tcPr>
           <w:p>
             <w:pPr>
@@ -239,8 +161,7 @@
               <w:rPr>
                 <w:rFonts w:ascii="TH Sarabun New" w:hAnsi="TH Sarabun New" w:eastAsia="TH Sarabun New"/>
                 <w:b/>
-                <w:i w:val="0"/>
-                <w:color w:val="1A2F4E"/>
+                <w:color w:val="000000"/>
                 <w:sz w:val="22"/>
               </w:rPr>
               <w:t>รูปแบบ</w:t>
@@ -254,8 +175,6 @@
             <w:r>
               <w:rPr>
                 <w:rFonts w:ascii="TH Sarabun New" w:hAnsi="TH Sarabun New" w:eastAsia="TH Sarabun New"/>
-                <w:b w:val="0"/>
-                <w:i w:val="0"/>
                 <w:color w:val="000000"/>
                 <w:sz w:val="22"/>
               </w:rPr>
@@ -270,59 +189,38 @@
         <w:br w:type="page"/>
       </w:r>
     </w:p>
-    <w:tbl>
-      <w:tblPr>
-        <w:tblStyle w:val="TableGrid"/>
-        <w:tblW w:type="auto" w:w="0"/>
-        <w:jc w:val="center"/>
-        <w:tblLook w:firstColumn="1" w:firstRow="1" w:lastColumn="0" w:lastRow="0" w:noHBand="0" w:noVBand="1" w:val="04A0"/>
-      </w:tblPr>
-      <w:tblGrid>
-        <w:gridCol w:w="9072"/>
-      </w:tblGrid>
-      <w:tr>
-        <w:tc>
-          <w:tcPr>
-            <w:tcW w:type="dxa" w:w="9072"/>
-            <w:shd w:val="clear" w:color="auto" w:fill="1A2F4E"/>
-            <w:tcBorders>
-              <w:top w:val="single" w:sz="6" w:space="0" w:color="C89F2E"/>
-              <w:bottom w:val="single" w:sz="6" w:space="0" w:color="C89F2E"/>
-            </w:tcBorders>
-          </w:tcPr>
-          <w:p>
-            <w:pPr>
-              <w:spacing w:before="160" w:after="160"/>
-              <w:jc w:val="center"/>
-            </w:pPr>
-            <w:r>
-              <w:rPr>
-                <w:rFonts w:ascii="TH Sarabun New" w:hAnsi="TH Sarabun New" w:eastAsia="TH Sarabun New"/>
-                <w:b/>
-                <w:color w:val="FFFFFF"/>
-                <w:sz w:val="36"/>
-              </w:rPr>
-              <w:t>01  การตั้งค่าระบบครั้งแรก (First-Time Setup)</w:t>
-            </w:r>
-          </w:p>
-          <w:p>
-            <w:pPr>
-              <w:spacing w:before="0" w:after="80"/>
-              <w:jc w:val="center"/>
-            </w:pPr>
-            <w:r>
-              <w:rPr>
-                <w:rFonts w:ascii="TH Sarabun New" w:hAnsi="TH Sarabun New" w:eastAsia="TH Sarabun New"/>
-                <w:color w:val="D0D8E4"/>
-                <w:sz w:val="24"/>
-              </w:rPr>
-              <w:t>การเริ่มต้นรันระบบตารางสอนทหารขนส่ง</w:t>
-            </w:r>
-          </w:p>
-        </w:tc>
-      </w:tr>
-    </w:tbl>
-    <w:p/>
+    <w:p>
+      <w:pPr>
+        <w:keepNext/>
+        <w:spacing w:before="280" w:after="80"/>
+        <w:jc w:val="left"/>
+      </w:pPr>
+      <w:r>
+        <w:rPr>
+          <w:rFonts w:ascii="TH Sarabun New" w:hAnsi="TH Sarabun New" w:eastAsia="TH Sarabun New"/>
+          <w:b/>
+          <w:color w:val="000000"/>
+          <w:sz w:val="32"/>
+        </w:rPr>
+        <w:t>01. การตั้งค่าระบบครั้งแรก (First-Time Setup)</w:t>
+      </w:r>
+    </w:p>
+    <w:p>
+      <w:pPr>
+        <w:keepNext/>
+        <w:spacing w:before="0" w:after="120"/>
+        <w:jc w:val="left"/>
+      </w:pPr>
+      <w:r>
+        <w:rPr>
+          <w:rFonts w:ascii="TH Sarabun New" w:hAnsi="TH Sarabun New" w:eastAsia="TH Sarabun New"/>
+          <w:i/>
+          <w:color w:val="000000"/>
+          <w:sz w:val="26"/>
+        </w:rPr>
+        <w:t>(การเริ่มต้นรันระบบตารางสอนทหารขนส่ง)</w:t>
+      </w:r>
+    </w:p>
     <w:p>
       <w:pPr>
         <w:spacing w:before="0" w:after="160" w:line="276" w:lineRule="auto"/>
@@ -404,59 +302,38 @@
       </w:r>
     </w:p>
     <w:p/>
-    <w:tbl>
-      <w:tblPr>
-        <w:tblStyle w:val="TableGrid"/>
-        <w:tblW w:type="auto" w:w="0"/>
-        <w:jc w:val="center"/>
-        <w:tblLook w:firstColumn="1" w:firstRow="1" w:lastColumn="0" w:lastRow="0" w:noHBand="0" w:noVBand="1" w:val="04A0"/>
-      </w:tblPr>
-      <w:tblGrid>
-        <w:gridCol w:w="9072"/>
-      </w:tblGrid>
-      <w:tr>
-        <w:tc>
-          <w:tcPr>
-            <w:tcW w:type="dxa" w:w="9072"/>
-            <w:shd w:val="clear" w:color="auto" w:fill="1A2F4E"/>
-            <w:tcBorders>
-              <w:top w:val="single" w:sz="6" w:space="0" w:color="C89F2E"/>
-              <w:bottom w:val="single" w:sz="6" w:space="0" w:color="C89F2E"/>
-            </w:tcBorders>
-          </w:tcPr>
-          <w:p>
-            <w:pPr>
-              <w:spacing w:before="160" w:after="160"/>
-              <w:jc w:val="center"/>
-            </w:pPr>
-            <w:r>
-              <w:rPr>
-                <w:rFonts w:ascii="TH Sarabun New" w:hAnsi="TH Sarabun New" w:eastAsia="TH Sarabun New"/>
-                <w:b/>
-                <w:color w:val="FFFFFF"/>
-                <w:sz w:val="36"/>
-              </w:rPr>
-              <w:t>02  การจัดการข้อมูลพื้นฐาน (Master Data)</w:t>
-            </w:r>
-          </w:p>
-          <w:p>
-            <w:pPr>
-              <w:spacing w:before="0" w:after="80"/>
-              <w:jc w:val="center"/>
-            </w:pPr>
-            <w:r>
-              <w:rPr>
-                <w:rFonts w:ascii="TH Sarabun New" w:hAnsi="TH Sarabun New" w:eastAsia="TH Sarabun New"/>
-                <w:color w:val="D0D8E4"/>
-                <w:sz w:val="24"/>
-              </w:rPr>
-              <w:t>การตั้งค่าข้อมูลโครงสร้างหลักสูตรและครูวิชา</w:t>
-            </w:r>
-          </w:p>
-        </w:tc>
-      </w:tr>
-    </w:tbl>
-    <w:p/>
+    <w:p>
+      <w:pPr>
+        <w:keepNext/>
+        <w:spacing w:before="280" w:after="80"/>
+        <w:jc w:val="left"/>
+      </w:pPr>
+      <w:r>
+        <w:rPr>
+          <w:rFonts w:ascii="TH Sarabun New" w:hAnsi="TH Sarabun New" w:eastAsia="TH Sarabun New"/>
+          <w:b/>
+          <w:color w:val="000000"/>
+          <w:sz w:val="32"/>
+        </w:rPr>
+        <w:t>02. การจัดการข้อมูลพื้นฐาน (Master Data)</w:t>
+      </w:r>
+    </w:p>
+    <w:p>
+      <w:pPr>
+        <w:keepNext/>
+        <w:spacing w:before="0" w:after="120"/>
+        <w:jc w:val="left"/>
+      </w:pPr>
+      <w:r>
+        <w:rPr>
+          <w:rFonts w:ascii="TH Sarabun New" w:hAnsi="TH Sarabun New" w:eastAsia="TH Sarabun New"/>
+          <w:i/>
+          <w:color w:val="000000"/>
+          <w:sz w:val="26"/>
+        </w:rPr>
+        <w:t>(การตั้งค่าข้อมูลโครงสร้างหลักสูตรและครูวิชา)</w:t>
+      </w:r>
+    </w:p>
     <w:p>
       <w:pPr>
         <w:spacing w:before="0" w:after="200" w:line="276" w:lineRule="auto"/>
@@ -483,7 +360,7 @@
           <w:rFonts w:ascii="TH Sarabun New" w:hAnsi="TH Sarabun New" w:eastAsia="TH Sarabun New"/>
           <w:b/>
           <w:i w:val="0"/>
-          <w:color w:val="1A2F4E"/>
+          <w:color w:val="000000"/>
           <w:sz w:val="28"/>
         </w:rPr>
         <w:t xml:space="preserve">   •  🏫 ชื่อสถานศึกษา &amp; ชื่อย่อ</w:t>
@@ -515,7 +392,7 @@
           <w:rFonts w:ascii="TH Sarabun New" w:hAnsi="TH Sarabun New" w:eastAsia="TH Sarabun New"/>
           <w:b/>
           <w:i w:val="0"/>
-          <w:color w:val="1A2F4E"/>
+          <w:color w:val="000000"/>
           <w:sz w:val="28"/>
         </w:rPr>
         <w:t xml:space="preserve">   •  👤 ครูอาจารย์</w:t>
@@ -547,7 +424,7 @@
           <w:rFonts w:ascii="TH Sarabun New" w:hAnsi="TH Sarabun New" w:eastAsia="TH Sarabun New"/>
           <w:b/>
           <w:i w:val="0"/>
-          <w:color w:val="1A2F4E"/>
+          <w:color w:val="000000"/>
           <w:sz w:val="28"/>
         </w:rPr>
         <w:t xml:space="preserve">   •  📚 รายวิชา</w:t>
@@ -579,7 +456,7 @@
           <w:rFonts w:ascii="TH Sarabun New" w:hAnsi="TH Sarabun New" w:eastAsia="TH Sarabun New"/>
           <w:b/>
           <w:i w:val="0"/>
-          <w:color w:val="1A2F4E"/>
+          <w:color w:val="000000"/>
           <w:sz w:val="28"/>
         </w:rPr>
         <w:t xml:space="preserve">   •  📍 สถานที่เรียน</w:t>
@@ -611,7 +488,7 @@
           <w:rFonts w:ascii="TH Sarabun New" w:hAnsi="TH Sarabun New" w:eastAsia="TH Sarabun New"/>
           <w:b/>
           <w:i w:val="0"/>
-          <w:color w:val="1A2F4E"/>
+          <w:color w:val="000000"/>
           <w:sz w:val="28"/>
         </w:rPr>
         <w:t xml:space="preserve">   •  📄 หลักฐาน &amp; การแต่งกาย</w:t>
@@ -638,59 +515,38 @@
         <w:br w:type="page"/>
       </w:r>
     </w:p>
-    <w:tbl>
-      <w:tblPr>
-        <w:tblStyle w:val="TableGrid"/>
-        <w:tblW w:type="auto" w:w="0"/>
-        <w:jc w:val="center"/>
-        <w:tblLook w:firstColumn="1" w:firstRow="1" w:lastColumn="0" w:lastRow="0" w:noHBand="0" w:noVBand="1" w:val="04A0"/>
-      </w:tblPr>
-      <w:tblGrid>
-        <w:gridCol w:w="9072"/>
-      </w:tblGrid>
-      <w:tr>
-        <w:tc>
-          <w:tcPr>
-            <w:tcW w:type="dxa" w:w="9072"/>
-            <w:shd w:val="clear" w:color="auto" w:fill="1A2F4E"/>
-            <w:tcBorders>
-              <w:top w:val="single" w:sz="6" w:space="0" w:color="C89F2E"/>
-              <w:bottom w:val="single" w:sz="6" w:space="0" w:color="C89F2E"/>
-            </w:tcBorders>
-          </w:tcPr>
-          <w:p>
-            <w:pPr>
-              <w:spacing w:before="160" w:after="160"/>
-              <w:jc w:val="center"/>
-            </w:pPr>
-            <w:r>
-              <w:rPr>
-                <w:rFonts w:ascii="TH Sarabun New" w:hAnsi="TH Sarabun New" w:eastAsia="TH Sarabun New"/>
-                <w:b/>
-                <w:color w:val="FFFFFF"/>
-                <w:sz w:val="36"/>
-              </w:rPr>
-              <w:t>03  การจัดตารางสอนและการจัดการวันหยุด (Timetable Operations)</w:t>
-            </w:r>
-          </w:p>
-          <w:p>
-            <w:pPr>
-              <w:spacing w:before="0" w:after="80"/>
-              <w:jc w:val="center"/>
-            </w:pPr>
-            <w:r>
-              <w:rPr>
-                <w:rFonts w:ascii="TH Sarabun New" w:hAnsi="TH Sarabun New" w:eastAsia="TH Sarabun New"/>
-                <w:color w:val="D0D8E4"/>
-                <w:sz w:val="24"/>
-              </w:rPr>
-              <w:t>การวางแผนรายสัปดาห์ เพิ่ม แก้ไข คัดลอก และวันหยุด</w:t>
-            </w:r>
-          </w:p>
-        </w:tc>
-      </w:tr>
-    </w:tbl>
-    <w:p/>
+    <w:p>
+      <w:pPr>
+        <w:keepNext/>
+        <w:spacing w:before="280" w:after="80"/>
+        <w:jc w:val="left"/>
+      </w:pPr>
+      <w:r>
+        <w:rPr>
+          <w:rFonts w:ascii="TH Sarabun New" w:hAnsi="TH Sarabun New" w:eastAsia="TH Sarabun New"/>
+          <w:b/>
+          <w:color w:val="000000"/>
+          <w:sz w:val="32"/>
+        </w:rPr>
+        <w:t>03. การจัดตารางสอนและการจัดการวันหยุด (Timetable Operations)</w:t>
+      </w:r>
+    </w:p>
+    <w:p>
+      <w:pPr>
+        <w:keepNext/>
+        <w:spacing w:before="0" w:after="120"/>
+        <w:jc w:val="left"/>
+      </w:pPr>
+      <w:r>
+        <w:rPr>
+          <w:rFonts w:ascii="TH Sarabun New" w:hAnsi="TH Sarabun New" w:eastAsia="TH Sarabun New"/>
+          <w:i/>
+          <w:color w:val="000000"/>
+          <w:sz w:val="26"/>
+        </w:rPr>
+        <w:t>(การวางแผนรายสัปดาห์ เพิ่ม แก้ไข คัดลอก และวันหยุด)</w:t>
+      </w:r>
+    </w:p>
     <w:p>
       <w:pPr>
         <w:spacing w:before="0" w:after="160" w:line="276" w:lineRule="auto"/>
@@ -717,7 +573,7 @@
           <w:rFonts w:ascii="TH Sarabun New" w:hAnsi="TH Sarabun New" w:eastAsia="TH Sarabun New"/>
           <w:b/>
           <w:i w:val="0"/>
-          <w:color w:val="1A2F4E"/>
+          <w:color w:val="000000"/>
           <w:sz w:val="28"/>
         </w:rPr>
         <w:t xml:space="preserve">   1.  เพิ่มรายการวิชาสอน (Add Entry)</w:t>
@@ -749,7 +605,7 @@
           <w:rFonts w:ascii="TH Sarabun New" w:hAnsi="TH Sarabun New" w:eastAsia="TH Sarabun New"/>
           <w:b/>
           <w:i w:val="0"/>
-          <w:color w:val="1A2F4E"/>
+          <w:color w:val="000000"/>
           <w:sz w:val="28"/>
         </w:rPr>
         <w:t xml:space="preserve">   2.  การคัดลอกรายการสอน (Duplicate Entry)</w:t>
@@ -781,7 +637,7 @@
           <w:rFonts w:ascii="TH Sarabun New" w:hAnsi="TH Sarabun New" w:eastAsia="TH Sarabun New"/>
           <w:b/>
           <w:i w:val="0"/>
-          <w:color w:val="1A2F4E"/>
+          <w:color w:val="000000"/>
           <w:sz w:val="28"/>
         </w:rPr>
         <w:t xml:space="preserve">   3.  การจัดการวันหยุดประจำสัปดาห์ (Holiday)</w:t>
@@ -808,59 +664,38 @@
         <w:br w:type="page"/>
       </w:r>
     </w:p>
-    <w:tbl>
-      <w:tblPr>
-        <w:tblStyle w:val="TableGrid"/>
-        <w:tblW w:type="auto" w:w="0"/>
-        <w:jc w:val="center"/>
-        <w:tblLook w:firstColumn="1" w:firstRow="1" w:lastColumn="0" w:lastRow="0" w:noHBand="0" w:noVBand="1" w:val="04A0"/>
-      </w:tblPr>
-      <w:tblGrid>
-        <w:gridCol w:w="9072"/>
-      </w:tblGrid>
-      <w:tr>
-        <w:tc>
-          <w:tcPr>
-            <w:tcW w:type="dxa" w:w="9072"/>
-            <w:shd w:val="clear" w:color="auto" w:fill="1A2F4E"/>
-            <w:tcBorders>
-              <w:top w:val="single" w:sz="6" w:space="0" w:color="C89F2E"/>
-              <w:bottom w:val="single" w:sz="6" w:space="0" w:color="C89F2E"/>
-            </w:tcBorders>
-          </w:tcPr>
-          <w:p>
-            <w:pPr>
-              <w:spacing w:before="160" w:after="160"/>
-              <w:jc w:val="center"/>
-            </w:pPr>
-            <w:r>
-              <w:rPr>
-                <w:rFonts w:ascii="TH Sarabun New" w:hAnsi="TH Sarabun New" w:eastAsia="TH Sarabun New"/>
-                <w:b/>
-                <w:color w:val="FFFFFF"/>
-                <w:sz w:val="36"/>
-              </w:rPr>
-              <w:t>04  การสั่งพิมพ์ตารางสอน และดาวน์โหลด Excel</w:t>
-            </w:r>
-          </w:p>
-          <w:p>
-            <w:pPr>
-              <w:spacing w:before="0" w:after="80"/>
-              <w:jc w:val="center"/>
-            </w:pPr>
-            <w:r>
-              <w:rPr>
-                <w:rFonts w:ascii="TH Sarabun New" w:hAnsi="TH Sarabun New" w:eastAsia="TH Sarabun New"/>
-                <w:color w:val="D0D8E4"/>
-                <w:sz w:val="24"/>
-              </w:rPr>
-              <w:t>วิธีส่งออกเอกสารไปใช้งานภายนอก</w:t>
-            </w:r>
-          </w:p>
-        </w:tc>
-      </w:tr>
-    </w:tbl>
-    <w:p/>
+    <w:p>
+      <w:pPr>
+        <w:keepNext/>
+        <w:spacing w:before="280" w:after="80"/>
+        <w:jc w:val="left"/>
+      </w:pPr>
+      <w:r>
+        <w:rPr>
+          <w:rFonts w:ascii="TH Sarabun New" w:hAnsi="TH Sarabun New" w:eastAsia="TH Sarabun New"/>
+          <w:b/>
+          <w:color w:val="000000"/>
+          <w:sz w:val="32"/>
+        </w:rPr>
+        <w:t>04. การสั่งพิมพ์ตารางสอน และดาวน์โหลด Excel</w:t>
+      </w:r>
+    </w:p>
+    <w:p>
+      <w:pPr>
+        <w:keepNext/>
+        <w:spacing w:before="0" w:after="120"/>
+        <w:jc w:val="left"/>
+      </w:pPr>
+      <w:r>
+        <w:rPr>
+          <w:rFonts w:ascii="TH Sarabun New" w:hAnsi="TH Sarabun New" w:eastAsia="TH Sarabun New"/>
+          <w:i/>
+          <w:color w:val="000000"/>
+          <w:sz w:val="26"/>
+        </w:rPr>
+        <w:t>(วิธีส่งออกเอกสารไปใช้งานภายนอก)</w:t>
+      </w:r>
+    </w:p>
     <w:p>
       <w:pPr>
         <w:spacing w:before="120" w:after="120" w:line="276" w:lineRule="auto"/>
@@ -871,7 +706,7 @@
           <w:rFonts w:ascii="TH Sarabun New" w:hAnsi="TH Sarabun New" w:eastAsia="TH Sarabun New"/>
           <w:b/>
           <w:i w:val="0"/>
-          <w:color w:val="1A2F4E"/>
+          <w:color w:val="000000"/>
           <w:sz w:val="30"/>
         </w:rPr>
         <w:t>✦  1. การพิมพ์ตารางเรียนออกเป็นกระดาษ A4 (Landscape)</w:t>
@@ -921,7 +756,7 @@
           <w:rFonts w:ascii="TH Sarabun New" w:hAnsi="TH Sarabun New" w:eastAsia="TH Sarabun New"/>
           <w:b/>
           <w:i w:val="0"/>
-          <w:color w:val="1A2F4E"/>
+          <w:color w:val="000000"/>
           <w:sz w:val="30"/>
         </w:rPr>
         <w:t>✦  2. การออกรายงานเป็นตารางสรุป Excel</w:t>

--- a/docs/detailed_user_manual.docx
+++ b/docs/detailed_user_manual.docx
@@ -224,7 +224,7 @@
     <w:p>
       <w:pPr>
         <w:spacing w:before="0" w:after="160" w:line="276" w:lineRule="auto"/>
-        <w:jc w:val="left"/>
+        <w:jc w:val="both"/>
       </w:pPr>
       <w:r>
         <w:rPr>
@@ -234,13 +234,13 @@
           <w:color w:val="000000"/>
           <w:sz w:val="28"/>
         </w:rPr>
-        <w:t>เมื่อทำการติดตั้งหรือเข้าเชื่อมโยงหน้าเว็บกับฐานข้อมูล Firebase เปล่าเป็นครั้งแรก หน้าเว็บจะขึ้นหน้าจอเพื่อเปิดสิทธิ์ช่วยเหลือความปลอดภัยพิเศษ:</w:t>
+        <w:t>เมื่อ​ทำการ​ติดตั้ง​หรือ​เข้า​เชื่อมโยง​หน้า​เว็บ​กับ​ฐานข้อมูล Firebase เปล่า​เป็นครั้งแรก หน้า​เว็บ​จะ​ขึ้น​หน้าจอ​เพื่อ​เปิด​สิทธิ์​ช่วยเหลือ​ความปลอดภัย​พิเศษ:</w:t>
       </w:r>
     </w:p>
     <w:p>
       <w:pPr>
         <w:spacing w:before="0" w:after="120" w:line="276" w:lineRule="auto"/>
-        <w:jc w:val="left"/>
+        <w:jc w:val="both"/>
       </w:pPr>
       <w:r>
         <w:rPr>
@@ -250,13 +250,13 @@
           <w:color w:val="000000"/>
           <w:sz w:val="26"/>
         </w:rPr>
-        <w:t xml:space="preserve">   1. ขั้นตอนการสร้างแอดมินแรก: เข้าสู่หน้าล็อกอิน ระบบจะตรวจไม่พบบัญชีผู้ใช้บนคลาวด์และแสดงข้อความแจ้งเตือนสีแดง "⚠️ ไม่พบผู้ดูแลระบบในคลาวด์"</w:t>
+        <w:t xml:space="preserve">   1. ขั้นตอน​การ​สร้าง​แอดมิน​แรก: เข้าสู่​หน้า​ล็อกอิน ระบบ​จะ​ตรวจ​ไม่​พบ​บัญชี​ผู้​ใช้บน​คลาวด์​และ​แสดง​ข้อความ​แจ้ง​เตือน​สีแดง "⚠️ ไม่​พบ​ผู้ดูแล​ระบบ​ใน​คลาวด์"</w:t>
       </w:r>
     </w:p>
     <w:p>
       <w:pPr>
         <w:spacing w:before="0" w:after="120" w:line="276" w:lineRule="auto"/>
-        <w:jc w:val="left"/>
+        <w:jc w:val="both"/>
       </w:pPr>
       <w:r>
         <w:rPr>
@@ -266,13 +266,13 @@
           <w:color w:val="000000"/>
           <w:sz w:val="26"/>
         </w:rPr>
-        <w:t xml:space="preserve">   2. ให้ทำการพิมพ์ Username และ Password แอดมินใหม่ที่ต้องการในฟิลด์ล็อกอิน (รหัสผ่านต้องยาวอย่างน้อย 6 ตัวอักษร)</w:t>
+        <w:t xml:space="preserve">   2. ให้​ทำการ​พิมพ์ Username และ Password แอดมิน​ใหม่​ที่​ต้องการ​ใน​ฟิลด์​ล็อกอิน (รหัสผ่าน​ต้อง​ยาว​อย่าง​น้อย 6 ตัวอักษร)</w:t>
       </w:r>
     </w:p>
     <w:p>
       <w:pPr>
         <w:spacing w:before="0" w:after="120" w:line="276" w:lineRule="auto"/>
-        <w:jc w:val="left"/>
+        <w:jc w:val="both"/>
       </w:pPr>
       <w:r>
         <w:rPr>
@@ -282,13 +282,13 @@
           <w:color w:val="000000"/>
           <w:sz w:val="26"/>
         </w:rPr>
-        <w:t xml:space="preserve">   3. กดปุ่ม "+ สร้างบัญชีและเข้าใช้งาน" ระบบจะแฮชรหัสผ่านด้วย SHA-256 และส่งข้อมูลสร้างเป็น Super Admin หลักขึ้นสู่ Firebase และจัดเก็บลงบราวเซอร์ทันที</w:t>
+        <w:t xml:space="preserve">   3. กดปุ่ม "+ สร้าง​บัญชี​และ​เข้า​ใช้งาน" ระบบ​จะ​แฮ​ชร​หัส​ผ่าน​ด้วย SHA-​256 และ​ส่ง​ข้อมูล​สร้าง​เป็น Super Admin หลัก​ขึ้น​สู่ Firebase และ​จัดเก็บ​ลง​บราวเซอร์​ทันที</w:t>
       </w:r>
     </w:p>
     <w:p>
       <w:pPr>
         <w:spacing w:before="0" w:after="120" w:line="276" w:lineRule="auto"/>
-        <w:jc w:val="left"/>
+        <w:jc w:val="both"/>
       </w:pPr>
       <w:r>
         <w:rPr>
@@ -298,7 +298,7 @@
           <w:color w:val="000000"/>
           <w:sz w:val="26"/>
         </w:rPr>
-        <w:t xml:space="preserve">   4. หลังจากนั้นระบบจะนำเข้าสู่หน้าจอหลักเพื่อให้จัดตารางสอนและบันทึกการตั้งค่าระบบต่อไป</w:t>
+        <w:t xml:space="preserve">   4. หลังจากนั้น​ระบบ​จะ​นำ​เข้าสู่​หน้าจอ​หลัก​เพื่อให้​จัด​ตารางสอน​และ​บันทึก​การ​ตั้งค่า​ระบบ​ต่อไป</w:t>
       </w:r>
     </w:p>
     <w:p/>
@@ -337,7 +337,7 @@
     <w:p>
       <w:pPr>
         <w:spacing w:before="0" w:after="200" w:line="276" w:lineRule="auto"/>
-        <w:jc w:val="left"/>
+        <w:jc w:val="both"/>
       </w:pPr>
       <w:r>
         <w:rPr>
@@ -347,13 +347,13 @@
           <w:color w:val="000000"/>
           <w:sz w:val="28"/>
         </w:rPr>
-        <w:t>การจัดวางตารางสอนต้องการข้อมูลพื้นฐานที่ถูกต้องเพื่อประหยัดเวลาและลดการสะกดคำผิดในรายวัน ผู้ใช้ระดับ Admin หรือ Super Admin สามารถเข้าไปกรอกบันทึกข้อมูลเหล่านี้ได้ในเมนู "⚙️ ตั้งค่าระบบ":</w:t>
+        <w:t>การ​จัดวาง​ตารางสอน​ต้องการ​ข้อมูล​พื้นฐาน​ที่​ถูกต้อง​เพื่อ​ประหยัดเวลา​และ​ลด​การสะกดคำ​ผิด​ใน​รายวัน ผู้ใช้​ระดับ Admin หรือ Super Admin สามารถ​เข้าไป​กรอก​บันทึก​ข้อมูล​เหล่านี้​ได้​ใน​เมนู "⚙️ ตั้งค่า​ระบบ​":</w:t>
       </w:r>
     </w:p>
     <w:p>
       <w:pPr>
         <w:spacing w:before="80" w:after="120" w:line="276" w:lineRule="auto"/>
-        <w:jc w:val="left"/>
+        <w:jc w:val="both"/>
       </w:pPr>
       <w:r>
         <w:rPr>
@@ -363,13 +363,13 @@
           <w:color w:val="000000"/>
           <w:sz w:val="28"/>
         </w:rPr>
-        <w:t xml:space="preserve">   •  🏫 ชื่อสถานศึกษา &amp; ชื่อย่อ</w:t>
+        <w:t xml:space="preserve">   •  🏫 ชื่อ​สถานศึกษา &amp; ชื่อย่อ</w:t>
       </w:r>
     </w:p>
     <w:p>
       <w:pPr>
         <w:spacing w:before="0" w:after="120" w:line="276" w:lineRule="auto"/>
-        <w:jc w:val="left"/>
+        <w:jc w:val="both"/>
       </w:pPr>
       <w:r>
         <w:rPr>
@@ -379,13 +379,13 @@
           <w:color w:val="000000"/>
           <w:sz w:val="26"/>
         </w:rPr>
-        <w:t xml:space="preserve">       ระบุชื่อโรงเรียนหลักและชื่อย่อของหน่วยงาน เช่น โรงเรียนทหารขนส่ง กองการศึกษา (ที่จะไปปรากฏในตารางสอนพิมพ์)</w:t>
+        <w:t xml:space="preserve">       ระบุชื่อ​โรงเรียน​หลัก​และ​ชื่อย่อ​ของ​หน่วยงาน เช่น โรงเรียน​ทหาร​ขนส่ง กอง​การศึกษา (ที่จะ​ไป​ปรากฏ​ใน​ตารางสอน​พิมพ์)</w:t>
       </w:r>
     </w:p>
     <w:p>
       <w:pPr>
         <w:spacing w:before="80" w:after="120" w:line="276" w:lineRule="auto"/>
-        <w:jc w:val="left"/>
+        <w:jc w:val="both"/>
       </w:pPr>
       <w:r>
         <w:rPr>
@@ -395,13 +395,13 @@
           <w:color w:val="000000"/>
           <w:sz w:val="28"/>
         </w:rPr>
-        <w:t xml:space="preserve">   •  👤 ครูอาจารย์</w:t>
+        <w:t xml:space="preserve">   •  👤 ครู​อาจารย์</w:t>
       </w:r>
     </w:p>
     <w:p>
       <w:pPr>
         <w:spacing w:before="0" w:after="120" w:line="276" w:lineRule="auto"/>
-        <w:jc w:val="left"/>
+        <w:jc w:val="both"/>
       </w:pPr>
       <w:r>
         <w:rPr>
@@ -411,13 +411,13 @@
           <w:color w:val="000000"/>
           <w:sz w:val="26"/>
         </w:rPr>
-        <w:t xml:space="preserve">       เพิ่ม/แก้ไขรายชื่อครูสอน พร้อมระบุ ยศ และชื่อ-นามสกุล และเลือกกลุ่มรายวิชาที่ครูสามารถสอนได้</w:t>
+        <w:t xml:space="preserve">       เพิ่ม/แก้ไข​รายชื่อ​ครู​สอน พร้อม​ระบุ ยศ และ​ชื่อ-นามสกุล และ​เลือก​กลุ่ม​รายวิชา​ที่​ครู​สามารถ​สอน​ได้</w:t>
       </w:r>
     </w:p>
     <w:p>
       <w:pPr>
         <w:spacing w:before="80" w:after="120" w:line="276" w:lineRule="auto"/>
-        <w:jc w:val="left"/>
+        <w:jc w:val="both"/>
       </w:pPr>
       <w:r>
         <w:rPr>
@@ -433,7 +433,7 @@
     <w:p>
       <w:pPr>
         <w:spacing w:before="0" w:after="120" w:line="276" w:lineRule="auto"/>
-        <w:jc w:val="left"/>
+        <w:jc w:val="both"/>
       </w:pPr>
       <w:r>
         <w:rPr>
@@ -443,13 +443,13 @@
           <w:color w:val="000000"/>
           <w:sz w:val="26"/>
         </w:rPr>
-        <w:t xml:space="preserve">       เพิ่มรหัสวิชา ชื่อวิชา และระบุจำนวนชั่วโมงรวมของวิชาตามที่กำหนดไว้ในหลักสูตร เพื่อใช้คำนวณชั่วโมงสะสม</w:t>
+        <w:t xml:space="preserve">       เพิ่ม​รหัส​วิชา ชื่อ​วิชา และ​ระบุ​จำนวน​ชั่วโมง​รวม​ของ​วิชา​ตามที่​กำหนด​ไว้​ใน​หลักสูตร เพื่อ​ใช้​คำนวณ​ชั่วโมง​สะสม</w:t>
       </w:r>
     </w:p>
     <w:p>
       <w:pPr>
         <w:spacing w:before="80" w:after="120" w:line="276" w:lineRule="auto"/>
-        <w:jc w:val="left"/>
+        <w:jc w:val="both"/>
       </w:pPr>
       <w:r>
         <w:rPr>
@@ -459,13 +459,13 @@
           <w:color w:val="000000"/>
           <w:sz w:val="28"/>
         </w:rPr>
-        <w:t xml:space="preserve">   •  📍 สถานที่เรียน</w:t>
+        <w:t xml:space="preserve">   •  📍 สถานที่​เรียน</w:t>
       </w:r>
     </w:p>
     <w:p>
       <w:pPr>
         <w:spacing w:before="0" w:after="120" w:line="276" w:lineRule="auto"/>
-        <w:jc w:val="left"/>
+        <w:jc w:val="both"/>
       </w:pPr>
       <w:r>
         <w:rPr>
@@ -475,13 +475,13 @@
           <w:color w:val="000000"/>
           <w:sz w:val="26"/>
         </w:rPr>
-        <w:t xml:space="preserve">       เพิ่มสถานที่สำหรับใช้เรียน เช่น ห้องเรียน ๑, ลานฝึกขับขี่รถยนต์, กองการศึกษา รร.ขส.ขส.ทบ.</w:t>
+        <w:t xml:space="preserve">       เพิ่ม​สถานที่​สำหรับ​ใช้​เรียน เช่น ห้องเรียน ๑, ลาน​ฝึก​ขับขี่​รถยนต์, กอง​การศึกษา รร.​ขส.ขส.ทบ.</w:t>
       </w:r>
     </w:p>
     <w:p>
       <w:pPr>
         <w:spacing w:before="80" w:after="120" w:line="276" w:lineRule="auto"/>
-        <w:jc w:val="left"/>
+        <w:jc w:val="both"/>
       </w:pPr>
       <w:r>
         <w:rPr>
@@ -491,13 +491,13 @@
           <w:color w:val="000000"/>
           <w:sz w:val="28"/>
         </w:rPr>
-        <w:t xml:space="preserve">   •  📄 หลักฐาน &amp; การแต่งกาย</w:t>
+        <w:t xml:space="preserve">   •  📄 หลักฐาน &amp; การ​แต่งกาย</w:t>
       </w:r>
     </w:p>
     <w:p>
       <w:pPr>
         <w:spacing w:before="0" w:after="120" w:line="276" w:lineRule="auto"/>
-        <w:jc w:val="left"/>
+        <w:jc w:val="both"/>
       </w:pPr>
       <w:r>
         <w:rPr>
@@ -507,7 +507,7 @@
           <w:color w:val="000000"/>
           <w:sz w:val="26"/>
         </w:rPr>
-        <w:t xml:space="preserve">       กรอกตัวเลือกข้อมูลหลักฐานเอกสารอ้างอิง และกำหนดเครื่องแบบการแต่งกายในสัปดาห์เรียน</w:t>
+        <w:t xml:space="preserve">       กรอก​ตัวเลือก​ข้อมูล​หลักฐาน​เอกสารอ้างอิง และ​กำหนด​เครื่องแบบ​การ​แต่งกาย​ใน​สัปดาห์​เรียน</w:t>
       </w:r>
     </w:p>
     <w:p>
@@ -550,7 +550,7 @@
     <w:p>
       <w:pPr>
         <w:spacing w:before="0" w:after="160" w:line="276" w:lineRule="auto"/>
-        <w:jc w:val="left"/>
+        <w:jc w:val="both"/>
       </w:pPr>
       <w:r>
         <w:rPr>
@@ -560,13 +560,13 @@
           <w:color w:val="000000"/>
           <w:sz w:val="28"/>
         </w:rPr>
-        <w:t>เมื่อกำหนดข้อมูลพื้นฐานเรียบร้อยแล้ว ให้เลือกหลักสูตรที่แถบเมนูด้านซ้าย และกดปุ่ม "+ เพิ่มรายการ" เพื่อเริ่มเพิ่มวิชาลงตาราง:</w:t>
+        <w:t>เมื่อ​กำหนด​ข้อมูล​พื้นฐาน​เรียบร้อย​แล้ว ให้​เลือก​หลักสูตร​ที่​แถบ​เมนู​ด้าน​ซ้าย และ​กดปุ่ม "+ เพิ่ม​รายการ" เพื่อ​เริ่ม​เพิ่ม​วิชา​ลง​ตาราง:</w:t>
       </w:r>
     </w:p>
     <w:p>
       <w:pPr>
         <w:spacing w:before="80" w:after="120" w:line="276" w:lineRule="auto"/>
-        <w:jc w:val="left"/>
+        <w:jc w:val="both"/>
       </w:pPr>
       <w:r>
         <w:rPr>
@@ -576,13 +576,13 @@
           <w:color w:val="000000"/>
           <w:sz w:val="28"/>
         </w:rPr>
-        <w:t xml:space="preserve">   1.  เพิ่มรายการวิชาสอน (Add Entry)</w:t>
+        <w:t xml:space="preserve">   1.  เพิ่ม​รายการ​วิชา​สอน (Add Entry)</w:t>
       </w:r>
     </w:p>
     <w:p>
       <w:pPr>
         <w:spacing w:before="0" w:after="160" w:line="276" w:lineRule="auto"/>
-        <w:jc w:val="left"/>
+        <w:jc w:val="both"/>
       </w:pPr>
       <w:r>
         <w:rPr>
@@ -592,13 +592,13 @@
           <w:color w:val="000000"/>
           <w:sz w:val="26"/>
         </w:rPr>
-        <w:t xml:space="preserve">       ระบุสัปดาห์ที่เรียน (เป็นเลขอารบิก), วันที่เรียน, เลือกเวลาเริ่มต้น-สิ้นสุด, เลือกรายวิชา (ระบบจะดึงครูที่เกี่ยวข้องมาให้เลือก), เลือกผู้สอนได้สูงสุด 3 คน, กำหนดวิธีสอน, สถานที่, การแต่งกาย, หลักฐาน และหมายเหตุ จากนั้นกดบันทึก</w:t>
+        <w:t xml:space="preserve">       ระบุ​สัปดาห์​ที่​เรียน (เป็น​เลข​อารบิก​), วันที่​เรียน, เลือก​เวลา​เริ่มต้น-สิ้นสุด, เลือก​รายวิชา (ระบบ​จะ​ดึง​ครู​ที่​เกี่ยวข้อง​มา​ให้​เลือก​), เลือก​ผู้สอน​ได้​สูงสุด 3 คน, กำหนด​วิธี​สอน, สถานที่, การ​แต่งกาย, หลักฐาน และ​หมายเหตุ จากนั้น​กด​บันทึก</w:t>
       </w:r>
     </w:p>
     <w:p>
       <w:pPr>
         <w:spacing w:before="80" w:after="120" w:line="276" w:lineRule="auto"/>
-        <w:jc w:val="left"/>
+        <w:jc w:val="both"/>
       </w:pPr>
       <w:r>
         <w:rPr>
@@ -608,13 +608,13 @@
           <w:color w:val="000000"/>
           <w:sz w:val="28"/>
         </w:rPr>
-        <w:t xml:space="preserve">   2.  การคัดลอกรายการสอน (Duplicate Entry)</w:t>
+        <w:t xml:space="preserve">   2.  การ​คัดลอก​ราย​การสอน (Duplicate Entry)</w:t>
       </w:r>
     </w:p>
     <w:p>
       <w:pPr>
         <w:spacing w:before="0" w:after="160" w:line="276" w:lineRule="auto"/>
-        <w:jc w:val="left"/>
+        <w:jc w:val="both"/>
       </w:pPr>
       <w:r>
         <w:rPr>
@@ -624,13 +624,13 @@
           <w:color w:val="000000"/>
           <w:sz w:val="26"/>
         </w:rPr>
-        <w:t xml:space="preserve">       หากมีการสอนวิชาเดิมซ้ำๆ หลายๆ วันในสัปดาห์ ให้คลิกปุ่มคัดลอก (📋) ในคอลัมน์ขวาสุดของรายการนั้น ระบบจะสร้างสำเนาข้อมูลเดิม โดยผู้จัดสามารถแก้ไขแค่วันที่และชั่วโมงให้สอดคล้อง ซึ่งช่วยประหยัดเวลาการคีย์ข้อมูลอย่างมหาศาล</w:t>
+        <w:t xml:space="preserve">       หาก​มี​การสอน​วิชา​เดิม​ซ้ำๆ หลาย​ๆ วัน​ใน​สัปดาห์ ให้​คลิก​ปุ่ม​คัดลอก (📋) ใน​คอลัมน์​ขวา​สุด​ของ​รายการ​นั้น ระบบ​จะ​สร้าง​สำเนา​ข้อมูล​เดิม โดย​ผู้​จัด​สามารถ​แก้ไข​แค่​วันที่​และ​ชั่วโมง​ให้​สอดคล้อง ซึ่ง​ช่วย​ประหยัดเวลา​การ​คีย์​ข้อมูล​อย่าง​มหาศาล</w:t>
       </w:r>
     </w:p>
     <w:p>
       <w:pPr>
         <w:spacing w:before="80" w:after="120" w:line="276" w:lineRule="auto"/>
-        <w:jc w:val="left"/>
+        <w:jc w:val="both"/>
       </w:pPr>
       <w:r>
         <w:rPr>
@@ -640,13 +640,13 @@
           <w:color w:val="000000"/>
           <w:sz w:val="28"/>
         </w:rPr>
-        <w:t xml:space="preserve">   3.  การจัดการวันหยุดประจำสัปดาห์ (Holiday)</w:t>
+        <w:t xml:space="preserve">   3.  การ​จัดการ​วันหยุด​ประจำสัปดาห์ (Holiday)</w:t>
       </w:r>
     </w:p>
     <w:p>
       <w:pPr>
         <w:spacing w:before="0" w:after="160" w:line="276" w:lineRule="auto"/>
-        <w:jc w:val="left"/>
+        <w:jc w:val="both"/>
       </w:pPr>
       <w:r>
         <w:rPr>
@@ -656,7 +656,7 @@
           <w:color w:val="000000"/>
           <w:sz w:val="26"/>
         </w:rPr>
-        <w:t xml:space="preserve">       หากสัปดาห์การเรียนการสอนวันนั้นเป็นวันหยุดราชการหรือหยุดฝึกศึกษา ให้ผู้จัดกดปุ่ม "🚩 วันหยุด" ระบุวันและพิมพ์ข้อความวันหยุด (เช่น "วันเฉลิมพระชนมพรรษาฯ") ระบบจะทำการปิดและแสดงแถบสีแดงในตารางอย่างสวยงาม โดยปุ่มแก้ไข ลบ คัดลอก ของวันหยุด จะรวมอยู่ในคอลัมน์ขวาสุดเช่นเดียวกันกับรายการปกติ</w:t>
+        <w:t xml:space="preserve">       หาก​สัปดาห์​การเรียน​การสอน​วันนั้น​เป็น​วันหยุดราชการ​หรือ​หยุด​ฝึก​ศึกษา ให้​ผู้​จัด​กดปุ่ม "🚩 วันหยุด" ระบุ​วัน​และ​พิมพ์​ข้อความ​วันหยุด (เช่น "วันเฉลิมพระชนมพรรษา​ฯ​") ระบบ​จะ​ทำการ​ปิด​และ​แสดง​แถบ​สีแดง​ใน​ตาราง​อย่าง​สวยงาม โดย​ปุ่ม​แก้ไข ลบ คัดลอก ของ​วันหยุด จะ​รวม​อยู่​ใน​คอลัมน์​ขวา​สุด​เช่นเดียวกัน​กับ​รายการ​ปกติ</w:t>
       </w:r>
     </w:p>
     <w:p>
@@ -699,7 +699,7 @@
     <w:p>
       <w:pPr>
         <w:spacing w:before="120" w:after="120" w:line="276" w:lineRule="auto"/>
-        <w:jc w:val="left"/>
+        <w:jc w:val="both"/>
       </w:pPr>
       <w:r>
         <w:rPr>
@@ -709,13 +709,13 @@
           <w:color w:val="000000"/>
           <w:sz w:val="30"/>
         </w:rPr>
-        <w:t>✦  1. การพิมพ์ตารางเรียนออกเป็นกระดาษ A4 (Landscape)</w:t>
+        <w:t>✦  1. การ​พิมพ์​ตารางเรียน​ออก​เป็น​กระดาษ A​4 (Landscape)</w:t>
       </w:r>
     </w:p>
     <w:p>
       <w:pPr>
         <w:spacing w:before="0" w:after="160" w:line="276" w:lineRule="auto"/>
-        <w:jc w:val="left"/>
+        <w:jc w:val="both"/>
       </w:pPr>
       <w:r>
         <w:rPr>
@@ -725,31 +725,31 @@
           <w:color w:val="000000"/>
           <w:sz w:val="26"/>
         </w:rPr>
-        <w:t>เพื่อความสะดวกในการส่งเสนอผู้บังคับบัญชาเซ็นอนุมัติ ให้ทำตามขั้นตอนนี้เพื่อจัดรูปแบบงานพิมพ์:</w:t>
+        <w:t>เพื่อ​ความสะดวก​ใน​การ​ส่ง​เสนอ​ผู้บังคับบัญชา​เซ็น​อนุมัติ ให้​ทำตาม​ขั้น​ตอนนี้​เพื่อ​จัดรูปแบบ​งาน​พิมพ์:</w:t>
         <w:br/>
-        <w:t xml:space="preserve">   1)  กดเลือกเมนูหลักสูตรที่ต้องการ และเลือกสัปดาห์ที่เรียน</w:t>
+        <w:t xml:space="preserve">   1)  กด​เลือก​เมนู​หลักสูตร​ที่​ต้องการ และ​เลือก​สัปดาห์​ที่​เรียน</w:t>
         <w:br/>
-        <w:t xml:space="preserve">   2)  กดปุ่ม "🖨️ พิมพ์ตารางสอนประจำสัปดาห์" ที่มุมขวาบนของหน้าจอ</w:t>
+        <w:t xml:space="preserve">   2)  กดปุ่ม "🖨️ พิมพ์​ตารางสอน​ประจำสัปดาห์" ที่​มุม​ขวา​บน​ของ​หน้าจอ</w:t>
         <w:br/>
-        <w:t xml:space="preserve">   3)  หน้าต่าง Preview การพิมพ์จะแสดงขึ้น แถบอนุมัติและลายมือชื่อผู้จัดทำจะถูกคำนวณและแสดงท้ายตารางทุกหน้าโดยอัตโนมัติ</w:t>
+        <w:t xml:space="preserve">   3)  หน้าต่าง Preview การ​พิมพ์​จะ​แสดง​ขึ้น แถบ​อนุมัติ​และ​ลายมือชื่อ​ผู้จัดทำ​จะ​ถูก​คำนวณ​และ​แสดง​ท้าย​ตาราง​ทุก​หน้า​โดยอัตโนมัติ</w:t>
         <w:br/>
-        <w:t xml:space="preserve">   4)  ตั้งค่าพิมพ์ของเบราว์เซอร์:</w:t>
+        <w:t xml:space="preserve">   4)  ตั้งค่า​พิมพ์​ของ​เบราว์เซอร์:</w:t>
         <w:br/>
-        <w:t xml:space="preserve">        - ปลายทาง (Destination): บันทึกเป็น PDF หรือส่งเครื่องพิมพ์โดยตรง</w:t>
+        <w:t xml:space="preserve">        - ปลายทาง (Destination): บันทึก​เป็น PDF หรือ​ส่ง​เครื่องพิมพ์​โดยตรง</w:t>
         <w:br/>
-        <w:t xml:space="preserve">        - แนวการพิมพ์ (Layout): แนวนอน (Landscape)</w:t>
+        <w:t xml:space="preserve">        - แนว​การ​พิมพ์ (Layout): แนวนอน (Landscape)</w:t>
         <w:br/>
-        <w:t xml:space="preserve">        - ขนาดกระดาษ (Paper Size): A4</w:t>
+        <w:t xml:space="preserve">        - ขนาด​กระดาษ (Paper Size​): A​4</w:t>
         <w:br/>
-        <w:t xml:space="preserve">        - กราฟิกพื้นหลัง (Background Graphics): **ต้องเช็คเครื่องหมายถูก** เพื่อให้สีกระดาษวันและแถบหัวตารางแสดงผล</w:t>
+        <w:t xml:space="preserve">        - กราฟิก​พื้น​หลัง (Background Graphics​): **​ต้อง​เช็ค​เครื่องหมาย​ถูก​** เพื่อ​ให้สี​กระดาษ​วัน​และ​แถบ​หัว​ตาราง​แสดงผล</w:t>
         <w:br/>
-        <w:t xml:space="preserve">        - ระยะขอบ (Margins): ไม่มีระยะขอบ (None) หรือระยะขอบขั้นต่ำ (Minimum)</w:t>
+        <w:t xml:space="preserve">        - ระยะ​ขอบ (Margins): ไม่​มี​ระยะ​ขอบ (None) หรือ​ระยะ​ขอบ​ขั้นต่ำ (Minimum)</w:t>
       </w:r>
     </w:p>
     <w:p>
       <w:pPr>
         <w:spacing w:before="120" w:after="120" w:line="276" w:lineRule="auto"/>
-        <w:jc w:val="left"/>
+        <w:jc w:val="both"/>
       </w:pPr>
       <w:r>
         <w:rPr>
@@ -759,13 +759,13 @@
           <w:color w:val="000000"/>
           <w:sz w:val="30"/>
         </w:rPr>
-        <w:t>✦  2. การออกรายงานเป็นตารางสรุป Excel</w:t>
+        <w:t>✦  2. การ​ออก​รายงาน​เป็นตาราง​สรุป Excel</w:t>
       </w:r>
     </w:p>
     <w:p>
       <w:pPr>
         <w:spacing w:before="0" w:after="200" w:line="276" w:lineRule="auto"/>
-        <w:jc w:val="left"/>
+        <w:jc w:val="both"/>
       </w:pPr>
       <w:r>
         <w:rPr>
@@ -775,15 +775,15 @@
           <w:color w:val="000000"/>
           <w:sz w:val="26"/>
         </w:rPr>
-        <w:t>เพื่ออำนวยความสะดวกในการจัดสรรค่าสอนครูและการตรวจเทียบภาระการสอนกองการศึกษา:</w:t>
+        <w:t>เพื่อ​อำนวยความสะดวก​ใน​การ​จัดสรร​ค่า​สอน​ครู​และ​การ​ตรวจ​เทียบ​ภาระ​การสอน​กอง​การศึกษา:</w:t>
         <w:br/>
-        <w:t xml:space="preserve">   1)  คลิกเข้าเมนู "📊 สรุปชั่วโมงสอน"</w:t>
+        <w:t xml:space="preserve">   1)  คลิก​เข้า​เมนู "📊 สรุป​ชั่วโมง​สอน"</w:t>
         <w:br/>
-        <w:t xml:space="preserve">   2)  ระบบจะแสดงกราฟิกสรุปชั่วโมงรายวิชา ครูสอน และชั่วโมงทั้งหมดจำแนกรายวัน</w:t>
+        <w:t xml:space="preserve">   2)  ระบบ​จะ​แสดง​กราฟิก​สรุป​ชั่วโมง​รายวิชา ครู​สอน และ​ชั่วโมง​ทั้งหมด​จำแนก​รายวัน</w:t>
         <w:br/>
-        <w:t xml:space="preserve">   3)  ผู้ใช้สามารถเลือกดูสรุปตามเงื่อนไข (เช่น ดูเฉพาะวิชาคณิตศาสตร์ หรือครูผู้สอนท่านใดท่านหนึ่ง)</w:t>
+        <w:t xml:space="preserve">   3)  ผู้ใช้​สามารถ​เลือก​ดู​สรุป​ตามเงื่อนไข (เช่น ดู​เฉพาะ​วิชา​คณิตศาสตร์ หรือ​ครูผู้สอน​ท่าน​ใด​ท่าน​หนึ่ง)</w:t>
         <w:br/>
-        <w:t xml:space="preserve">   4)  กดปุ่ม "📤 ดาวน์โหลดตาราง Excel" เพื่อบันทึกเป็นไฟล์ .xlsx สำหรับเปิดรันตารางในคอมพิวเตอร์ต่อไป</w:t>
+        <w:t xml:space="preserve">   4)  กดปุ่ม "📤 ดาวน์โหลด​ตาราง Excel" เพื่อ​บันทึก​เป็น​ไฟล์ .xlsx สำหรับ​เปิด​รัน​ตาราง​ใน​คอมพิวเตอร์​ต่อไป</w:t>
       </w:r>
     </w:p>
     <w:sectPr>
